--- a/NexusDocs/templates/requests/01_military_unit.docx
+++ b/NexusDocs/templates/requests/01_military_unit.docx
@@ -2189,7 +2189,7 @@
           <w:szCs w:val="26"/>
         </w:rPr>
         <w:lastRenderedPageBreak/>
-        <w:t>Следователь</w:t>
+        <w:t xml:space="preserve">{{INVESTIGATOR_POSITION_LONG}}</w:t>
       </w:r>
       <w:r>
         <w:rPr>
@@ -2197,7 +2197,7 @@
           <w:sz w:val="26"/>
           <w:szCs w:val="26"/>
         </w:rPr>
-        <w:t xml:space="preserve"> военного следственного отдела </w:t>
+        <w:t xml:space="preserve"> </w:t>
       </w:r>
     </w:p>
     <w:p>
@@ -2251,7 +2251,7 @@
           <w:sz w:val="26"/>
           <w:szCs w:val="26"/>
         </w:rPr>
-        <w:t xml:space="preserve">лейтенант юстиции                                                                                      </w:t>
+        <w:t xml:space="preserve">{{INVESTIGATOR_RANK}}                                                                                      </w:t>
       </w:r>
       <w:r>
         <w:rPr>
@@ -2269,7 +2269,7 @@
           <w:sz w:val="26"/>
           <w:szCs w:val="26"/>
         </w:rPr>
-        <w:t xml:space="preserve">С.А. </w:t>
+        <w:t xml:space="preserve">{{INVESTIGATOR_INITIALS_SURNAME}}</w:t>
       </w:r>
       <w:proofErr w:type="spellStart"/>
       <w:r>
@@ -2278,7 +2278,7 @@
           <w:sz w:val="26"/>
           <w:szCs w:val="26"/>
         </w:rPr>
-        <w:t>Цомартов</w:t>
+        <w:t xml:space="preserve"/>
       </w:r>
       <w:proofErr w:type="spellEnd"/>
     </w:p>
